--- a/pgr_app/modelos/modelo_relacao_funcao_atividade.docx
+++ b/pgr_app/modelos/modelo_relacao_funcao_atividade.docx
@@ -62,7 +62,7 @@
                 <w:color w:val="000000"/>
                 <w:lang w:val="pt-BR"/>
               </w:rPr>
-              <w:t>Nome do setor:</w:t>
+              <w:t>Nome do GES:</w:t>
             </w:r>
           </w:p>
         </w:tc>
@@ -215,7 +215,7 @@
                 <w:color w:val="000000"/>
                 <w:lang w:val="pt-BR"/>
               </w:rPr>
-              <w:t>Funções no Setor</w:t>
+              <w:t>Funções no GES</w:t>
             </w:r>
           </w:p>
         </w:tc>
